--- a/Week 7/Code_examples_notes_week7.docx
+++ b/Week 7/Code_examples_notes_week7.docx
@@ -65,6 +65,9 @@
     </w:p>
     <w:p>
       <w:r>
+        <w:rPr>
+          <w:noProof/>
+        </w:rPr>
         <w:drawing>
           <wp:inline distT="0" distB="0" distL="0" distR="0" wp14:anchorId="1E8790DE" wp14:editId="4EAA7EE3">
             <wp:extent cx="5296172" cy="1778091"/>
@@ -180,6 +183,9 @@
     </w:p>
     <w:p>
       <w:r>
+        <w:rPr>
+          <w:noProof/>
+        </w:rPr>
         <w:drawing>
           <wp:inline distT="0" distB="0" distL="0" distR="0" wp14:anchorId="25E5A69A" wp14:editId="71578B8D">
             <wp:extent cx="4667490" cy="2819545"/>
@@ -219,6 +225,9 @@
     </w:p>
     <w:p>
       <w:r>
+        <w:rPr>
+          <w:noProof/>
+        </w:rPr>
         <w:drawing>
           <wp:inline distT="0" distB="0" distL="0" distR="0" wp14:anchorId="66F7905A" wp14:editId="0DA6153A">
             <wp:extent cx="5378450" cy="1250950"/>
@@ -268,82 +277,34 @@
         <w:rPr>
           <w:b/>
           <w:bCs/>
-          <w:lang w:val="fr-FR"/>
-        </w:rPr>
-      </w:pPr>
-      <w:r>
-        <w:rPr>
-          <w:b/>
-          <w:bCs/>
-          <w:lang w:val="fr-FR"/>
+        </w:rPr>
+      </w:pPr>
+      <w:r>
+        <w:rPr>
+          <w:b/>
+          <w:bCs/>
         </w:rPr>
         <w:lastRenderedPageBreak/>
-        <w:t xml:space="preserve">Code Example </w:t>
-      </w:r>
-      <w:r>
-        <w:rPr>
-          <w:b/>
-          <w:bCs/>
-          <w:lang w:val="fr-FR"/>
-        </w:rPr>
-        <w:t>3</w:t>
-      </w:r>
-      <w:r>
-        <w:rPr>
-          <w:b/>
-          <w:bCs/>
-          <w:lang w:val="fr-FR"/>
-        </w:rPr>
-        <w:t xml:space="preserve">: </w:t>
-      </w:r>
-      <w:r>
-        <w:rPr>
-          <w:b/>
-          <w:bCs/>
-          <w:lang w:val="fr-FR"/>
-        </w:rPr>
-        <w:t>Au</w:t>
-      </w:r>
-      <w:r>
-        <w:rPr>
-          <w:b/>
-          <w:bCs/>
-          <w:lang w:val="fr-FR"/>
-        </w:rPr>
-        <w:t>gmented Lagrangian Method</w:t>
+        <w:t xml:space="preserve">Code Example 3: </w:t>
+      </w:r>
+      <w:r>
+        <w:rPr>
+          <w:b/>
+          <w:bCs/>
+        </w:rPr>
+        <w:t>Solve least squares problem using CVXPY</w:t>
       </w:r>
     </w:p>
     <w:p>
-      <w:pPr>
-        <w:rPr>
-          <w:lang w:val="fr-FR"/>
-        </w:rPr>
-      </w:pPr>
-      <w:r>
-        <w:rPr>
-          <w:b/>
-          <w:bCs/>
-          <w:lang w:val="fr-FR"/>
+      <w:r>
+        <w:rPr>
+          <w:b/>
+          <w:bCs/>
         </w:rPr>
         <w:t>Code:</w:t>
       </w:r>
       <w:r>
-        <w:rPr>
-          <w:lang w:val="fr-FR"/>
-        </w:rPr>
-        <w:t xml:space="preserve"> week_7_example_</w:t>
-      </w:r>
-      <w:r>
-        <w:rPr>
-          <w:lang w:val="fr-FR"/>
-        </w:rPr>
-        <w:t>3</w:t>
-      </w:r>
-      <w:r>
-        <w:rPr>
-          <w:lang w:val="fr-FR"/>
-        </w:rPr>
-        <w:t>.py</w:t>
+        <w:t xml:space="preserve"> week_7_example_3.py</w:t>
       </w:r>
     </w:p>
     <w:p>
@@ -351,44 +312,107 @@
         <w:rPr>
           <w:b/>
           <w:bCs/>
-          <w:lang w:val="fr-FR"/>
-        </w:rPr>
-      </w:pPr>
-      <w:r>
-        <w:rPr>
-          <w:b/>
-          <w:bCs/>
-          <w:lang w:val="fr-FR"/>
+        </w:rPr>
+      </w:pPr>
+      <w:r>
+        <w:rPr>
+          <w:b/>
+          <w:bCs/>
         </w:rPr>
         <w:t xml:space="preserve">Code description: </w:t>
       </w:r>
     </w:p>
     <w:p>
-      <w:pPr>
-        <w:rPr>
-          <w:lang w:val="fr-FR"/>
-        </w:rPr>
-      </w:pPr>
+      <w:hyperlink r:id="rId8" w:history="1">
+        <w:r>
+          <w:rPr>
+            <w:rStyle w:val="Hyperlink"/>
+          </w:rPr>
+          <w:t>https://www.cvxpy.org/examples/basic/least_squares.html</w:t>
+        </w:r>
+      </w:hyperlink>
+      <w:r>
+        <w:t xml:space="preserve"> </w:t>
+      </w:r>
+    </w:p>
+    <w:p/>
+    <w:p>
+      <w:pPr>
+        <w:rPr>
+          <w:b/>
+          <w:bCs/>
+        </w:rPr>
+      </w:pPr>
+      <w:r>
+        <w:rPr>
+          <w:b/>
+          <w:bCs/>
+        </w:rPr>
+        <w:t xml:space="preserve">Code Example </w:t>
+      </w:r>
+      <w:r>
+        <w:rPr>
+          <w:b/>
+          <w:bCs/>
+        </w:rPr>
+        <w:t>4</w:t>
+      </w:r>
+      <w:r>
+        <w:rPr>
+          <w:b/>
+          <w:bCs/>
+        </w:rPr>
+        <w:t xml:space="preserve">: </w:t>
+      </w:r>
+      <w:r>
+        <w:rPr>
+          <w:b/>
+          <w:bCs/>
+        </w:rPr>
+        <w:t xml:space="preserve">Solve linear program using </w:t>
+      </w:r>
+      <w:r>
+        <w:rPr>
+          <w:b/>
+          <w:bCs/>
+        </w:rPr>
+        <w:t>CVXPY</w:t>
+      </w:r>
     </w:p>
     <w:p>
-      <w:pPr>
-        <w:rPr>
-          <w:lang w:val="fr-FR"/>
-        </w:rPr>
-      </w:pPr>
-      <w:r>
-        <w:rPr>
-          <w:lang w:val="fr-FR"/>
-        </w:rPr>
-        <w:t>TODO finish</w:t>
+      <w:r>
+        <w:rPr>
+          <w:b/>
+          <w:bCs/>
+        </w:rPr>
+        <w:t>Code:</w:t>
+      </w:r>
+      <w:r>
+        <w:t xml:space="preserve"> week_7_example_</w:t>
+      </w:r>
+      <w:r>
+        <w:t>4</w:t>
+      </w:r>
+      <w:r>
+        <w:t>.py</w:t>
       </w:r>
     </w:p>
     <w:p>
       <w:pPr>
         <w:rPr>
+          <w:b/>
+          <w:bCs/>
           <w:lang w:val="fr-FR"/>
         </w:rPr>
       </w:pPr>
+      <w:r>
+        <w:rPr>
+          <w:b/>
+          <w:bCs/>
+          <w:lang w:val="fr-FR"/>
+        </w:rPr>
+        <w:t xml:space="preserve">Code description: </w:t>
+      </w:r>
     </w:p>
     <w:p>
       <w:pPr>
@@ -396,77 +420,256 @@
           <w:lang w:val="fr-FR"/>
         </w:rPr>
       </w:pPr>
+      <w:hyperlink r:id="rId9" w:history="1">
+        <w:r>
+          <w:rPr>
+            <w:rStyle w:val="Hyperlink"/>
+            <w:lang w:val="fr-FR"/>
+          </w:rPr>
+          <w:t>https://www.cvxpy.org/examples/basic/linear_program.html</w:t>
+        </w:r>
+      </w:hyperlink>
+      <w:r>
+        <w:rPr>
+          <w:lang w:val="fr-FR"/>
+        </w:rPr>
+        <w:t xml:space="preserve"> </w:t>
+      </w:r>
     </w:p>
     <w:p>
       <w:pPr>
         <w:rPr>
-          <w:b/>
-          <w:bCs/>
-        </w:rPr>
-      </w:pPr>
-      <w:r>
-        <w:rPr>
-          <w:b/>
-          <w:bCs/>
-        </w:rPr>
-        <w:t xml:space="preserve">Code Example </w:t>
-      </w:r>
-      <w:r>
-        <w:rPr>
-          <w:b/>
-          <w:bCs/>
-        </w:rPr>
-        <w:t>4</w:t>
-      </w:r>
-      <w:r>
-        <w:rPr>
-          <w:b/>
-          <w:bCs/>
-        </w:rPr>
-        <w:t xml:space="preserve">: </w:t>
-      </w:r>
+          <w:lang w:val="fr-FR"/>
+        </w:rPr>
+      </w:pPr>
     </w:p>
     <w:p>
-      <w:r>
-        <w:rPr>
-          <w:b/>
-          <w:bCs/>
-        </w:rPr>
-        <w:t>Code:</w:t>
-      </w:r>
-      <w:r>
-        <w:t xml:space="preserve"> week_7_example_</w:t>
-      </w:r>
-      <w:r>
-        <w:t>4</w:t>
-      </w:r>
-      <w:r>
-        <w:t>.py</w:t>
+      <w:pPr>
+        <w:rPr>
+          <w:b/>
+          <w:bCs/>
+        </w:rPr>
+      </w:pPr>
+      <w:r>
+        <w:rPr>
+          <w:b/>
+          <w:bCs/>
+        </w:rPr>
+        <w:t xml:space="preserve">Code Example </w:t>
+      </w:r>
+      <w:r>
+        <w:rPr>
+          <w:b/>
+          <w:bCs/>
+        </w:rPr>
+        <w:t>5</w:t>
+      </w:r>
+      <w:r>
+        <w:rPr>
+          <w:b/>
+          <w:bCs/>
+        </w:rPr>
+        <w:t xml:space="preserve">: </w:t>
+      </w:r>
+      <w:r>
+        <w:rPr>
+          <w:b/>
+          <w:bCs/>
+        </w:rPr>
+        <w:t xml:space="preserve">Solve </w:t>
+      </w:r>
+      <w:r>
+        <w:rPr>
+          <w:b/>
+          <w:bCs/>
+        </w:rPr>
+        <w:t>quadratic</w:t>
+      </w:r>
+      <w:r>
+        <w:rPr>
+          <w:b/>
+          <w:bCs/>
+        </w:rPr>
+        <w:t xml:space="preserve"> program using CVXPY</w:t>
       </w:r>
     </w:p>
     <w:p>
-      <w:pPr>
-        <w:rPr>
-          <w:b/>
-          <w:bCs/>
-          <w:lang w:val="fr-FR"/>
-        </w:rPr>
-      </w:pPr>
-      <w:r>
-        <w:rPr>
-          <w:b/>
-          <w:bCs/>
-          <w:lang w:val="fr-FR"/>
-        </w:rPr>
-        <w:t xml:space="preserve">Code description: </w:t>
+      <w:r>
+        <w:rPr>
+          <w:b/>
+          <w:bCs/>
+        </w:rPr>
+        <w:t>Code:</w:t>
+      </w:r>
+      <w:r>
+        <w:t xml:space="preserve"> week_7_example_</w:t>
+      </w:r>
+      <w:r>
+        <w:t>5</w:t>
+      </w:r>
+      <w:r>
+        <w:t>.py</w:t>
       </w:r>
     </w:p>
     <w:p>
       <w:pPr>
         <w:rPr>
+          <w:b/>
+          <w:bCs/>
           <w:lang w:val="fr-FR"/>
         </w:rPr>
       </w:pPr>
+      <w:r>
+        <w:rPr>
+          <w:b/>
+          <w:bCs/>
+          <w:lang w:val="fr-FR"/>
+        </w:rPr>
+        <w:t xml:space="preserve">Code description: </w:t>
+      </w:r>
+    </w:p>
+    <w:p>
+      <w:pPr>
+        <w:rPr>
+          <w:lang w:val="fr-FR"/>
+        </w:rPr>
+      </w:pPr>
+      <w:hyperlink r:id="rId10" w:history="1">
+        <w:r>
+          <w:rPr>
+            <w:rStyle w:val="Hyperlink"/>
+            <w:lang w:val="fr-FR"/>
+          </w:rPr>
+          <w:t>https://www.cvxpy.org/examples/basic/quadratic_program.html</w:t>
+        </w:r>
+      </w:hyperlink>
+      <w:r>
+        <w:rPr>
+          <w:lang w:val="fr-FR"/>
+        </w:rPr>
+        <w:t xml:space="preserve"> </w:t>
+      </w:r>
+    </w:p>
+    <w:p>
+      <w:pPr>
+        <w:rPr>
+          <w:lang w:val="fr-FR"/>
+        </w:rPr>
+      </w:pPr>
+    </w:p>
+    <w:p>
+      <w:pPr>
+        <w:rPr>
+          <w:b/>
+          <w:bCs/>
+        </w:rPr>
+      </w:pPr>
+      <w:r>
+        <w:rPr>
+          <w:b/>
+          <w:bCs/>
+        </w:rPr>
+        <w:t xml:space="preserve">Code Example </w:t>
+      </w:r>
+      <w:r>
+        <w:rPr>
+          <w:b/>
+          <w:bCs/>
+        </w:rPr>
+        <w:t>6</w:t>
+      </w:r>
+      <w:r>
+        <w:rPr>
+          <w:b/>
+          <w:bCs/>
+        </w:rPr>
+        <w:t xml:space="preserve">: </w:t>
+      </w:r>
+      <w:r>
+        <w:rPr>
+          <w:b/>
+          <w:bCs/>
+        </w:rPr>
+        <w:t xml:space="preserve">Solve </w:t>
+      </w:r>
+      <w:r>
+        <w:rPr>
+          <w:b/>
+          <w:bCs/>
+        </w:rPr>
+        <w:t>nonlinear</w:t>
+      </w:r>
+      <w:r>
+        <w:rPr>
+          <w:b/>
+          <w:bCs/>
+        </w:rPr>
+        <w:t xml:space="preserve"> program using </w:t>
+      </w:r>
+      <w:r>
+        <w:rPr>
+          <w:b/>
+          <w:bCs/>
+        </w:rPr>
+        <w:t>CasADi</w:t>
+      </w:r>
+    </w:p>
+    <w:p>
+      <w:r>
+        <w:rPr>
+          <w:b/>
+          <w:bCs/>
+        </w:rPr>
+        <w:t>Code:</w:t>
+      </w:r>
+      <w:r>
+        <w:t xml:space="preserve"> week_7_example_</w:t>
+      </w:r>
+      <w:r>
+        <w:t>6</w:t>
+      </w:r>
+      <w:r>
+        <w:t>.py</w:t>
+      </w:r>
+    </w:p>
+    <w:p>
+      <w:pPr>
+        <w:rPr>
+          <w:b/>
+          <w:bCs/>
+          <w:lang w:val="fr-FR"/>
+        </w:rPr>
+      </w:pPr>
+      <w:r>
+        <w:rPr>
+          <w:b/>
+          <w:bCs/>
+          <w:lang w:val="fr-FR"/>
+        </w:rPr>
+        <w:t xml:space="preserve">Code description: </w:t>
+      </w:r>
+    </w:p>
+    <w:p>
+      <w:pPr>
+        <w:rPr>
+          <w:lang w:val="fr-FR"/>
+        </w:rPr>
+      </w:pPr>
+      <w:hyperlink r:id="rId11" w:history="1">
+        <w:r>
+          <w:rPr>
+            <w:rStyle w:val="Hyperlink"/>
+            <w:lang w:val="fr-FR"/>
+          </w:rPr>
+          <w:t>https://web.casadi.org/blog/opti/</w:t>
+        </w:r>
+      </w:hyperlink>
+      <w:r>
+        <w:rPr>
+          <w:lang w:val="fr-FR"/>
+        </w:rPr>
+        <w:t xml:space="preserve"> </w:t>
+      </w:r>
     </w:p>
     <w:sectPr>
       <w:pgSz w:w="12240" w:h="15840"/>
